--- a/docs/03_JavaScript_기초.docx
+++ b/docs/03_JavaScript_기초.docx
@@ -21628,7 +21628,7 @@
 </file>
 
 <file path=customXml/itemProps1.xml><?xml version="1.0" encoding="utf-8"?>
-<ds:datastoreItem xmlns:ds="http://schemas.openxmlformats.org/officeDocument/2006/customXml" ds:itemID="{11A3B55B-713B-4C7D-B4F6-21489EB63562}">
+<ds:datastoreItem xmlns:ds="http://schemas.openxmlformats.org/officeDocument/2006/customXml" ds:itemID="{8418F73D-5981-4AE8-8802-0C8B49026482}">
   <ds:schemaRefs>
     <ds:schemaRef ds:uri="http://schemas.openxmlformats.org/officeDocument/2006/bibliography"/>
   </ds:schemaRefs>
